--- a/public/fun/forms/이력서_보험·금융영업_6_NCS형.docx
+++ b/public/fun/forms/이력서_보험·금융영업_6_NCS형.docx
@@ -419,7 +419,19 @@
             <w:tcW w:type="dxa" w:w="2085"/>
             <w:vAlign w:val="center"/>
           </w:tcPr>
-          <w:p/>
+          <w:p>
+            <w:pPr>
+              <w:spacing w:before="0" w:after="0"/>
+              <w:jc w:val="left"/>
+            </w:pPr>
+            <w:r>
+              <w:rPr>
+                <w:color w:val="A9B0B8"/>
+                <w:sz w:val="16"/>
+              </w:rPr>
+              <w:t>예) 2024.06.</w:t>
+            </w:r>
+          </w:p>
         </w:tc>
         <w:tc>
           <w:tcPr>
@@ -632,21 +644,57 @@
             <w:tcW w:type="dxa" w:w="2085"/>
             <w:vAlign w:val="center"/>
           </w:tcPr>
-          <w:p/>
+          <w:p>
+            <w:pPr>
+              <w:spacing w:before="0" w:after="0"/>
+              <w:jc w:val="left"/>
+            </w:pPr>
+            <w:r>
+              <w:rPr>
+                <w:color w:val="A9B0B8"/>
+                <w:sz w:val="16"/>
+              </w:rPr>
+              <w:t>예) 2023.05.</w:t>
+            </w:r>
+          </w:p>
         </w:tc>
         <w:tc>
           <w:tcPr>
             <w:tcW w:type="dxa" w:w="2775"/>
             <w:vAlign w:val="center"/>
           </w:tcPr>
-          <w:p/>
+          <w:p>
+            <w:pPr>
+              <w:spacing w:before="0" w:after="0"/>
+              <w:jc w:val="left"/>
+            </w:pPr>
+            <w:r>
+              <w:rPr>
+                <w:color w:val="A9B0B8"/>
+                <w:sz w:val="16"/>
+              </w:rPr>
+              <w:t>○○ 자격증</w:t>
+            </w:r>
+          </w:p>
         </w:tc>
         <w:tc>
           <w:tcPr>
             <w:tcW w:type="dxa" w:w="2775"/>
             <w:vAlign w:val="center"/>
           </w:tcPr>
-          <w:p/>
+          <w:p>
+            <w:pPr>
+              <w:spacing w:before="0" w:after="0"/>
+              <w:jc w:val="left"/>
+            </w:pPr>
+            <w:r>
+              <w:rPr>
+                <w:color w:val="A9B0B8"/>
+                <w:sz w:val="16"/>
+              </w:rPr>
+              <w:t>○○공단</w:t>
+            </w:r>
+          </w:p>
         </w:tc>
         <w:tc>
           <w:tcPr>
@@ -797,6 +845,261 @@
           <w:color w:val="387A8A"/>
           <w:sz w:val="19"/>
         </w:rPr>
+        <w:t>경력 · 학력</w:t>
+      </w:r>
+    </w:p>
+    <w:tbl>
+      <w:tblPr>
+        <w:tblW w:w="10410" w:type="dxa"/>
+        <w:jc w:val="left"/>
+        <w:tblBorders>
+          <w:top w:val="single" w:sz="4" w:space="0" w:color="C3D2D5"/>
+          <w:left w:val="single" w:sz="4" w:space="0" w:color="C3D2D5"/>
+          <w:bottom w:val="single" w:sz="4" w:space="0" w:color="C3D2D5"/>
+          <w:right w:val="single" w:sz="4" w:space="0" w:color="C3D2D5"/>
+          <w:insideH w:val="single" w:sz="4" w:space="0" w:color="C3D2D5"/>
+          <w:insideV w:val="single" w:sz="4" w:space="0" w:color="C3D2D5"/>
+        </w:tblBorders>
+        <w:tblLayout w:type="fixed"/>
+        <w:tblCellMar>
+          <w:top w:w="40" w:type="dxa"/>
+          <w:left w:w="80" w:type="dxa"/>
+          <w:bottom w:w="40" w:type="dxa"/>
+          <w:right w:w="80" w:type="dxa"/>
+        </w:tblCellMar>
+        <w:tblLook w:firstColumn="1" w:firstRow="1" w:lastColumn="0" w:lastRow="0" w:noHBand="0" w:noVBand="1" w:val="04A0"/>
+      </w:tblPr>
+      <w:tblGrid>
+        <w:gridCol w:w="2085"/>
+        <w:gridCol w:w="4170"/>
+        <w:gridCol w:w="4155"/>
+      </w:tblGrid>
+      <w:tr>
+        <w:trPr>
+          <w:trHeight w:val="420" w:hRule="atLeast"/>
+          <w:cantSplit/>
+        </w:trPr>
+        <w:tc>
+          <w:tcPr>
+            <w:tcW w:type="dxa" w:w="2085"/>
+            <w:shd w:val="clear" w:color="auto" w:fill="F1F5F6"/>
+            <w:vAlign w:val="center"/>
+          </w:tcPr>
+          <w:p>
+            <w:pPr>
+              <w:spacing w:before="0" w:after="0"/>
+              <w:jc w:val="center"/>
+            </w:pPr>
+            <w:r>
+              <w:rPr>
+                <w:b/>
+                <w:color w:val="1C4954"/>
+                <w:sz w:val="19"/>
+              </w:rPr>
+              <w:t>기 간</w:t>
+            </w:r>
+          </w:p>
+        </w:tc>
+        <w:tc>
+          <w:tcPr>
+            <w:tcW w:type="dxa" w:w="4170"/>
+            <w:shd w:val="clear" w:color="auto" w:fill="F1F5F6"/>
+            <w:vAlign w:val="center"/>
+          </w:tcPr>
+          <w:p>
+            <w:pPr>
+              <w:spacing w:before="0" w:after="0"/>
+              <w:jc w:val="center"/>
+            </w:pPr>
+            <w:r>
+              <w:rPr>
+                <w:b/>
+                <w:color w:val="1C4954"/>
+                <w:sz w:val="19"/>
+              </w:rPr>
+              <w:t>학교 / 기관</w:t>
+            </w:r>
+          </w:p>
+        </w:tc>
+        <w:tc>
+          <w:tcPr>
+            <w:tcW w:type="dxa" w:w="4155"/>
+            <w:shd w:val="clear" w:color="auto" w:fill="F1F5F6"/>
+            <w:vAlign w:val="center"/>
+          </w:tcPr>
+          <w:p>
+            <w:pPr>
+              <w:spacing w:before="0" w:after="0"/>
+              <w:jc w:val="center"/>
+            </w:pPr>
+            <w:r>
+              <w:rPr>
+                <w:b/>
+                <w:color w:val="1C4954"/>
+                <w:sz w:val="19"/>
+              </w:rPr>
+              <w:t>내 용</w:t>
+            </w:r>
+          </w:p>
+        </w:tc>
+      </w:tr>
+      <w:tr>
+        <w:trPr>
+          <w:trHeight w:val="465" w:hRule="atLeast"/>
+          <w:cantSplit/>
+        </w:trPr>
+        <w:tc>
+          <w:tcPr>
+            <w:tcW w:type="dxa" w:w="2085"/>
+            <w:vAlign w:val="center"/>
+          </w:tcPr>
+          <w:p>
+            <w:pPr>
+              <w:spacing w:before="0" w:after="0"/>
+              <w:jc w:val="left"/>
+            </w:pPr>
+            <w:r>
+              <w:rPr>
+                <w:color w:val="A9B0B8"/>
+                <w:sz w:val="16"/>
+              </w:rPr>
+              <w:t>예) 2022.03 ~ 2024.02</w:t>
+            </w:r>
+          </w:p>
+        </w:tc>
+        <w:tc>
+          <w:tcPr>
+            <w:tcW w:type="dxa" w:w="4170"/>
+            <w:vAlign w:val="center"/>
+          </w:tcPr>
+          <w:p>
+            <w:pPr>
+              <w:spacing w:before="0" w:after="0"/>
+              <w:jc w:val="left"/>
+            </w:pPr>
+            <w:r>
+              <w:rPr>
+                <w:color w:val="A9B0B8"/>
+                <w:sz w:val="16"/>
+              </w:rPr>
+              <w:t>○○대학교 (졸업)</w:t>
+            </w:r>
+          </w:p>
+        </w:tc>
+        <w:tc>
+          <w:tcPr>
+            <w:tcW w:type="dxa" w:w="4155"/>
+            <w:vAlign w:val="center"/>
+          </w:tcPr>
+          <w:p>
+            <w:pPr>
+              <w:spacing w:before="0" w:after="0"/>
+              <w:jc w:val="left"/>
+            </w:pPr>
+            <w:r>
+              <w:rPr>
+                <w:color w:val="A9B0B8"/>
+                <w:sz w:val="16"/>
+              </w:rPr>
+              <w:t>배운 점 · 활동 내용</w:t>
+            </w:r>
+          </w:p>
+        </w:tc>
+      </w:tr>
+      <w:tr>
+        <w:trPr>
+          <w:trHeight w:val="465" w:hRule="atLeast"/>
+          <w:cantSplit/>
+        </w:trPr>
+        <w:tc>
+          <w:tcPr>
+            <w:tcW w:type="dxa" w:w="2085"/>
+            <w:vAlign w:val="center"/>
+          </w:tcPr>
+          <w:p/>
+        </w:tc>
+        <w:tc>
+          <w:tcPr>
+            <w:tcW w:type="dxa" w:w="4170"/>
+            <w:vAlign w:val="center"/>
+          </w:tcPr>
+          <w:p/>
+        </w:tc>
+        <w:tc>
+          <w:tcPr>
+            <w:tcW w:type="dxa" w:w="4155"/>
+            <w:vAlign w:val="center"/>
+          </w:tcPr>
+          <w:p/>
+        </w:tc>
+      </w:tr>
+      <w:tr>
+        <w:trPr>
+          <w:trHeight w:val="465" w:hRule="atLeast"/>
+          <w:cantSplit/>
+        </w:trPr>
+        <w:tc>
+          <w:tcPr>
+            <w:tcW w:type="dxa" w:w="2085"/>
+            <w:vAlign w:val="center"/>
+          </w:tcPr>
+          <w:p/>
+        </w:tc>
+        <w:tc>
+          <w:tcPr>
+            <w:tcW w:type="dxa" w:w="4170"/>
+            <w:vAlign w:val="center"/>
+          </w:tcPr>
+          <w:p/>
+        </w:tc>
+        <w:tc>
+          <w:tcPr>
+            <w:tcW w:type="dxa" w:w="4155"/>
+            <w:vAlign w:val="center"/>
+          </w:tcPr>
+          <w:p/>
+        </w:tc>
+      </w:tr>
+      <w:tr>
+        <w:trPr>
+          <w:trHeight w:val="465" w:hRule="atLeast"/>
+          <w:cantSplit/>
+        </w:trPr>
+        <w:tc>
+          <w:tcPr>
+            <w:tcW w:type="dxa" w:w="2085"/>
+            <w:vAlign w:val="center"/>
+          </w:tcPr>
+          <w:p/>
+        </w:tc>
+        <w:tc>
+          <w:tcPr>
+            <w:tcW w:type="dxa" w:w="4170"/>
+            <w:vAlign w:val="center"/>
+          </w:tcPr>
+          <w:p/>
+        </w:tc>
+        <w:tc>
+          <w:tcPr>
+            <w:tcW w:type="dxa" w:w="4155"/>
+            <w:vAlign w:val="center"/>
+          </w:tcPr>
+          <w:p/>
+        </w:tc>
+      </w:tr>
+    </w:tbl>
+    <w:p>
+      <w:pPr>
+        <w:keepNext/>
+        <w:spacing w:before="100" w:after="40"/>
+        <w:jc w:val="left"/>
+      </w:pPr>
+      <w:r>
+        <w:rPr>
+          <w:b/>
+          <w:color w:val="387A8A"/>
+          <w:sz w:val="19"/>
+        </w:rPr>
         <w:t>영업 실적 (월 · 연)</w:t>
       </w:r>
     </w:p>
@@ -927,7 +1230,19 @@
             <w:tcW w:type="dxa" w:w="2085"/>
             <w:vAlign w:val="center"/>
           </w:tcPr>
-          <w:p/>
+          <w:p>
+            <w:pPr>
+              <w:spacing w:before="0" w:after="0"/>
+              <w:jc w:val="left"/>
+            </w:pPr>
+            <w:r>
+              <w:rPr>
+                <w:color w:val="A9B0B8"/>
+                <w:sz w:val="16"/>
+              </w:rPr>
+              <w:t>예) 2022.03 ~ 2024.02</w:t>
+            </w:r>
+          </w:p>
         </w:tc>
         <w:tc>
           <w:tcPr>
@@ -1189,225 +1504,6 @@
               <w:t>□ 정기 안부   □ 증권 점검   □ 행사 · 모임   □ 온라인 상담   □ 소개 영업</w:t>
             </w:r>
           </w:p>
-        </w:tc>
-      </w:tr>
-    </w:tbl>
-    <w:p>
-      <w:pPr>
-        <w:keepNext/>
-        <w:spacing w:before="100" w:after="40"/>
-        <w:jc w:val="left"/>
-      </w:pPr>
-      <w:r>
-        <w:rPr>
-          <w:b/>
-          <w:color w:val="387A8A"/>
-          <w:sz w:val="19"/>
-        </w:rPr>
-        <w:t>경력 · 학력</w:t>
-      </w:r>
-    </w:p>
-    <w:tbl>
-      <w:tblPr>
-        <w:tblW w:w="10410" w:type="dxa"/>
-        <w:jc w:val="left"/>
-        <w:tblBorders>
-          <w:top w:val="single" w:sz="4" w:space="0" w:color="C3D2D5"/>
-          <w:left w:val="single" w:sz="4" w:space="0" w:color="C3D2D5"/>
-          <w:bottom w:val="single" w:sz="4" w:space="0" w:color="C3D2D5"/>
-          <w:right w:val="single" w:sz="4" w:space="0" w:color="C3D2D5"/>
-          <w:insideH w:val="single" w:sz="4" w:space="0" w:color="C3D2D5"/>
-          <w:insideV w:val="single" w:sz="4" w:space="0" w:color="C3D2D5"/>
-        </w:tblBorders>
-        <w:tblLayout w:type="fixed"/>
-        <w:tblCellMar>
-          <w:top w:w="40" w:type="dxa"/>
-          <w:left w:w="80" w:type="dxa"/>
-          <w:bottom w:w="40" w:type="dxa"/>
-          <w:right w:w="80" w:type="dxa"/>
-        </w:tblCellMar>
-        <w:tblLook w:firstColumn="1" w:firstRow="1" w:lastColumn="0" w:lastRow="0" w:noHBand="0" w:noVBand="1" w:val="04A0"/>
-      </w:tblPr>
-      <w:tblGrid>
-        <w:gridCol w:w="2085"/>
-        <w:gridCol w:w="4170"/>
-        <w:gridCol w:w="4155"/>
-      </w:tblGrid>
-      <w:tr>
-        <w:trPr>
-          <w:trHeight w:val="420" w:hRule="atLeast"/>
-          <w:cantSplit/>
-        </w:trPr>
-        <w:tc>
-          <w:tcPr>
-            <w:tcW w:type="dxa" w:w="2085"/>
-            <w:shd w:val="clear" w:color="auto" w:fill="F1F5F6"/>
-            <w:vAlign w:val="center"/>
-          </w:tcPr>
-          <w:p>
-            <w:pPr>
-              <w:spacing w:before="0" w:after="0"/>
-              <w:jc w:val="center"/>
-            </w:pPr>
-            <w:r>
-              <w:rPr>
-                <w:b/>
-                <w:color w:val="1C4954"/>
-                <w:sz w:val="19"/>
-              </w:rPr>
-              <w:t>기 간</w:t>
-            </w:r>
-          </w:p>
-        </w:tc>
-        <w:tc>
-          <w:tcPr>
-            <w:tcW w:type="dxa" w:w="4170"/>
-            <w:shd w:val="clear" w:color="auto" w:fill="F1F5F6"/>
-            <w:vAlign w:val="center"/>
-          </w:tcPr>
-          <w:p>
-            <w:pPr>
-              <w:spacing w:before="0" w:after="0"/>
-              <w:jc w:val="center"/>
-            </w:pPr>
-            <w:r>
-              <w:rPr>
-                <w:b/>
-                <w:color w:val="1C4954"/>
-                <w:sz w:val="19"/>
-              </w:rPr>
-              <w:t>학교 / 기관</w:t>
-            </w:r>
-          </w:p>
-        </w:tc>
-        <w:tc>
-          <w:tcPr>
-            <w:tcW w:type="dxa" w:w="4155"/>
-            <w:shd w:val="clear" w:color="auto" w:fill="F1F5F6"/>
-            <w:vAlign w:val="center"/>
-          </w:tcPr>
-          <w:p>
-            <w:pPr>
-              <w:spacing w:before="0" w:after="0"/>
-              <w:jc w:val="center"/>
-            </w:pPr>
-            <w:r>
-              <w:rPr>
-                <w:b/>
-                <w:color w:val="1C4954"/>
-                <w:sz w:val="19"/>
-              </w:rPr>
-              <w:t>내 용</w:t>
-            </w:r>
-          </w:p>
-        </w:tc>
-      </w:tr>
-      <w:tr>
-        <w:trPr>
-          <w:trHeight w:val="465" w:hRule="atLeast"/>
-          <w:cantSplit/>
-        </w:trPr>
-        <w:tc>
-          <w:tcPr>
-            <w:tcW w:type="dxa" w:w="2085"/>
-            <w:vAlign w:val="center"/>
-          </w:tcPr>
-          <w:p/>
-        </w:tc>
-        <w:tc>
-          <w:tcPr>
-            <w:tcW w:type="dxa" w:w="4170"/>
-            <w:vAlign w:val="center"/>
-          </w:tcPr>
-          <w:p/>
-        </w:tc>
-        <w:tc>
-          <w:tcPr>
-            <w:tcW w:type="dxa" w:w="4155"/>
-            <w:vAlign w:val="center"/>
-          </w:tcPr>
-          <w:p/>
-        </w:tc>
-      </w:tr>
-      <w:tr>
-        <w:trPr>
-          <w:trHeight w:val="465" w:hRule="atLeast"/>
-          <w:cantSplit/>
-        </w:trPr>
-        <w:tc>
-          <w:tcPr>
-            <w:tcW w:type="dxa" w:w="2085"/>
-            <w:vAlign w:val="center"/>
-          </w:tcPr>
-          <w:p/>
-        </w:tc>
-        <w:tc>
-          <w:tcPr>
-            <w:tcW w:type="dxa" w:w="4170"/>
-            <w:vAlign w:val="center"/>
-          </w:tcPr>
-          <w:p/>
-        </w:tc>
-        <w:tc>
-          <w:tcPr>
-            <w:tcW w:type="dxa" w:w="4155"/>
-            <w:vAlign w:val="center"/>
-          </w:tcPr>
-          <w:p/>
-        </w:tc>
-      </w:tr>
-      <w:tr>
-        <w:trPr>
-          <w:trHeight w:val="465" w:hRule="atLeast"/>
-          <w:cantSplit/>
-        </w:trPr>
-        <w:tc>
-          <w:tcPr>
-            <w:tcW w:type="dxa" w:w="2085"/>
-            <w:vAlign w:val="center"/>
-          </w:tcPr>
-          <w:p/>
-        </w:tc>
-        <w:tc>
-          <w:tcPr>
-            <w:tcW w:type="dxa" w:w="4170"/>
-            <w:vAlign w:val="center"/>
-          </w:tcPr>
-          <w:p/>
-        </w:tc>
-        <w:tc>
-          <w:tcPr>
-            <w:tcW w:type="dxa" w:w="4155"/>
-            <w:vAlign w:val="center"/>
-          </w:tcPr>
-          <w:p/>
-        </w:tc>
-      </w:tr>
-      <w:tr>
-        <w:trPr>
-          <w:trHeight w:val="465" w:hRule="atLeast"/>
-          <w:cantSplit/>
-        </w:trPr>
-        <w:tc>
-          <w:tcPr>
-            <w:tcW w:type="dxa" w:w="2085"/>
-            <w:vAlign w:val="center"/>
-          </w:tcPr>
-          <w:p/>
-        </w:tc>
-        <w:tc>
-          <w:tcPr>
-            <w:tcW w:type="dxa" w:w="4170"/>
-            <w:vAlign w:val="center"/>
-          </w:tcPr>
-          <w:p/>
-        </w:tc>
-        <w:tc>
-          <w:tcPr>
-            <w:tcW w:type="dxa" w:w="4155"/>
-            <w:vAlign w:val="center"/>
-          </w:tcPr>
-          <w:p/>
         </w:tc>
       </w:tr>
     </w:tbl>

--- a/public/fun/forms/이력서_보험·금융영업_6_NCS형.docx
+++ b/public/fun/forms/이력서_보험·금융영업_6_NCS형.docx
@@ -108,10 +108,10 @@
         <w:tblLook w:firstColumn="1" w:firstRow="1" w:lastColumn="0" w:lastRow="0" w:noHBand="0" w:noVBand="1" w:val="04A0"/>
       </w:tblPr>
       <w:tblGrid>
-        <w:gridCol w:w="1200"/>
+        <w:gridCol w:w="1545"/>
         <w:gridCol w:w="3975"/>
-        <w:gridCol w:w="1200"/>
-        <w:gridCol w:w="4035"/>
+        <w:gridCol w:w="1545"/>
+        <w:gridCol w:w="3345"/>
       </w:tblGrid>
       <w:tr>
         <w:trPr>
@@ -120,7 +120,7 @@
         </w:trPr>
         <w:tc>
           <w:tcPr>
-            <w:tcW w:type="dxa" w:w="1200"/>
+            <w:tcW w:type="dxa" w:w="1545"/>
             <w:shd w:val="clear" w:color="auto" w:fill="F1F5F6"/>
             <w:vAlign w:val="center"/>
           </w:tcPr>
@@ -148,7 +148,7 @@
         </w:tc>
         <w:tc>
           <w:tcPr>
-            <w:tcW w:type="dxa" w:w="1200"/>
+            <w:tcW w:type="dxa" w:w="1545"/>
             <w:shd w:val="clear" w:color="auto" w:fill="F1F5F6"/>
             <w:vAlign w:val="center"/>
           </w:tcPr>
@@ -169,7 +169,7 @@
         </w:tc>
         <w:tc>
           <w:tcPr>
-            <w:tcW w:type="dxa" w:w="4035"/>
+            <w:tcW w:type="dxa" w:w="3345"/>
             <w:vAlign w:val="center"/>
           </w:tcPr>
           <w:p/>
@@ -182,7 +182,7 @@
         </w:trPr>
         <w:tc>
           <w:tcPr>
-            <w:tcW w:type="dxa" w:w="1200"/>
+            <w:tcW w:type="dxa" w:w="1545"/>
             <w:shd w:val="clear" w:color="auto" w:fill="F1F5F6"/>
             <w:vAlign w:val="center"/>
           </w:tcPr>
@@ -210,7 +210,7 @@
         </w:tc>
         <w:tc>
           <w:tcPr>
-            <w:tcW w:type="dxa" w:w="1200"/>
+            <w:tcW w:type="dxa" w:w="1545"/>
             <w:shd w:val="clear" w:color="auto" w:fill="F1F5F6"/>
             <w:vAlign w:val="center"/>
           </w:tcPr>
@@ -231,7 +231,7 @@
         </w:tc>
         <w:tc>
           <w:tcPr>
-            <w:tcW w:type="dxa" w:w="4035"/>
+            <w:tcW w:type="dxa" w:w="3345"/>
             <w:vAlign w:val="center"/>
           </w:tcPr>
           <w:p/>
@@ -244,7 +244,7 @@
         </w:trPr>
         <w:tc>
           <w:tcPr>
-            <w:tcW w:type="dxa" w:w="1200"/>
+            <w:tcW w:type="dxa" w:w="1545"/>
             <w:shd w:val="clear" w:color="auto" w:fill="F1F5F6"/>
             <w:vAlign w:val="center"/>
           </w:tcPr>
@@ -265,7 +265,7 @@
         </w:tc>
         <w:tc>
           <w:tcPr>
-            <w:tcW w:type="dxa" w:w="9210"/>
+            <w:tcW w:type="dxa" w:w="8865"/>
             <w:gridSpan w:val="3"/>
             <w:vAlign w:val="center"/>
           </w:tcPr>
@@ -1555,10 +1555,10 @@
         <w:tblLook w:firstColumn="1" w:firstRow="1" w:lastColumn="0" w:lastRow="0" w:noHBand="0" w:noVBand="1" w:val="04A0"/>
       </w:tblPr>
       <w:tblGrid>
-        <w:gridCol w:w="1380"/>
-        <w:gridCol w:w="3825"/>
-        <w:gridCol w:w="1380"/>
-        <w:gridCol w:w="3825"/>
+        <w:gridCol w:w="1545"/>
+        <w:gridCol w:w="3660"/>
+        <w:gridCol w:w="1545"/>
+        <w:gridCol w:w="3660"/>
       </w:tblGrid>
       <w:tr>
         <w:trPr>
@@ -1567,7 +1567,7 @@
         </w:trPr>
         <w:tc>
           <w:tcPr>
-            <w:tcW w:type="dxa" w:w="1380"/>
+            <w:tcW w:type="dxa" w:w="1545"/>
             <w:shd w:val="clear" w:color="auto" w:fill="F1F5F6"/>
             <w:vAlign w:val="center"/>
           </w:tcPr>
@@ -1588,13 +1588,13 @@
         </w:tc>
         <w:tc>
           <w:tcPr>
-            <w:tcW w:type="dxa" w:w="3825"/>
+            <w:tcW w:type="dxa" w:w="3660"/>
           </w:tcPr>
           <w:p/>
         </w:tc>
         <w:tc>
           <w:tcPr>
-            <w:tcW w:type="dxa" w:w="1380"/>
+            <w:tcW w:type="dxa" w:w="1545"/>
             <w:shd w:val="clear" w:color="auto" w:fill="F1F5F6"/>
             <w:vAlign w:val="center"/>
           </w:tcPr>
@@ -1615,7 +1615,7 @@
         </w:tc>
         <w:tc>
           <w:tcPr>
-            <w:tcW w:type="dxa" w:w="3825"/>
+            <w:tcW w:type="dxa" w:w="3660"/>
           </w:tcPr>
           <w:p/>
         </w:tc>
@@ -1627,7 +1627,7 @@
         </w:trPr>
         <w:tc>
           <w:tcPr>
-            <w:tcW w:type="dxa" w:w="1380"/>
+            <w:tcW w:type="dxa" w:w="1545"/>
             <w:shd w:val="clear" w:color="auto" w:fill="F1F5F6"/>
             <w:vAlign w:val="center"/>
           </w:tcPr>
@@ -1648,13 +1648,13 @@
         </w:tc>
         <w:tc>
           <w:tcPr>
-            <w:tcW w:type="dxa" w:w="3825"/>
+            <w:tcW w:type="dxa" w:w="3660"/>
           </w:tcPr>
           <w:p/>
         </w:tc>
         <w:tc>
           <w:tcPr>
-            <w:tcW w:type="dxa" w:w="1380"/>
+            <w:tcW w:type="dxa" w:w="1545"/>
             <w:shd w:val="clear" w:color="auto" w:fill="F1F5F6"/>
             <w:vAlign w:val="center"/>
           </w:tcPr>
@@ -1669,13 +1669,15 @@
                 <w:color w:val="1C4954"/>
                 <w:sz w:val="18"/>
               </w:rPr>
-              <w:t>사용 기술 · 도구</w:t>
+              <w:t>사용 기술 ·</w:t>
+              <w:br/>
+              <w:t>도구</w:t>
             </w:r>
           </w:p>
         </w:tc>
         <w:tc>
           <w:tcPr>
-            <w:tcW w:type="dxa" w:w="3825"/>
+            <w:tcW w:type="dxa" w:w="3660"/>
           </w:tcPr>
           <w:p/>
         </w:tc>
@@ -1687,7 +1689,7 @@
         </w:trPr>
         <w:tc>
           <w:tcPr>
-            <w:tcW w:type="dxa" w:w="1380"/>
+            <w:tcW w:type="dxa" w:w="1545"/>
             <w:shd w:val="clear" w:color="auto" w:fill="F1F5F6"/>
             <w:vAlign w:val="center"/>
           </w:tcPr>
@@ -1708,7 +1710,7 @@
         </w:tc>
         <w:tc>
           <w:tcPr>
-            <w:tcW w:type="dxa" w:w="9030"/>
+            <w:tcW w:type="dxa" w:w="8865"/>
             <w:gridSpan w:val="3"/>
           </w:tcPr>
           <w:p/>
@@ -1721,7 +1723,7 @@
         </w:trPr>
         <w:tc>
           <w:tcPr>
-            <w:tcW w:type="dxa" w:w="1380"/>
+            <w:tcW w:type="dxa" w:w="1545"/>
             <w:shd w:val="clear" w:color="auto" w:fill="F1F5F6"/>
             <w:vAlign w:val="center"/>
           </w:tcPr>
@@ -1742,7 +1744,7 @@
         </w:tc>
         <w:tc>
           <w:tcPr>
-            <w:tcW w:type="dxa" w:w="9030"/>
+            <w:tcW w:type="dxa" w:w="8865"/>
             <w:gridSpan w:val="3"/>
           </w:tcPr>
           <w:p/>
@@ -1776,10 +1778,10 @@
         <w:tblLook w:firstColumn="1" w:firstRow="1" w:lastColumn="0" w:lastRow="0" w:noHBand="0" w:noVBand="1" w:val="04A0"/>
       </w:tblPr>
       <w:tblGrid>
-        <w:gridCol w:w="1380"/>
-        <w:gridCol w:w="3825"/>
-        <w:gridCol w:w="1380"/>
-        <w:gridCol w:w="3825"/>
+        <w:gridCol w:w="1545"/>
+        <w:gridCol w:w="3660"/>
+        <w:gridCol w:w="1545"/>
+        <w:gridCol w:w="3660"/>
       </w:tblGrid>
       <w:tr>
         <w:trPr>
@@ -1788,7 +1790,7 @@
         </w:trPr>
         <w:tc>
           <w:tcPr>
-            <w:tcW w:type="dxa" w:w="1380"/>
+            <w:tcW w:type="dxa" w:w="1545"/>
             <w:shd w:val="clear" w:color="auto" w:fill="F1F5F6"/>
             <w:vAlign w:val="center"/>
           </w:tcPr>
@@ -1809,13 +1811,13 @@
         </w:tc>
         <w:tc>
           <w:tcPr>
-            <w:tcW w:type="dxa" w:w="3825"/>
+            <w:tcW w:type="dxa" w:w="3660"/>
           </w:tcPr>
           <w:p/>
         </w:tc>
         <w:tc>
           <w:tcPr>
-            <w:tcW w:type="dxa" w:w="1380"/>
+            <w:tcW w:type="dxa" w:w="1545"/>
             <w:shd w:val="clear" w:color="auto" w:fill="F1F5F6"/>
             <w:vAlign w:val="center"/>
           </w:tcPr>
@@ -1836,7 +1838,7 @@
         </w:tc>
         <w:tc>
           <w:tcPr>
-            <w:tcW w:type="dxa" w:w="3825"/>
+            <w:tcW w:type="dxa" w:w="3660"/>
           </w:tcPr>
           <w:p/>
         </w:tc>
@@ -1848,7 +1850,7 @@
         </w:trPr>
         <w:tc>
           <w:tcPr>
-            <w:tcW w:type="dxa" w:w="1380"/>
+            <w:tcW w:type="dxa" w:w="1545"/>
             <w:shd w:val="clear" w:color="auto" w:fill="F1F5F6"/>
             <w:vAlign w:val="center"/>
           </w:tcPr>
@@ -1869,13 +1871,13 @@
         </w:tc>
         <w:tc>
           <w:tcPr>
-            <w:tcW w:type="dxa" w:w="3825"/>
+            <w:tcW w:type="dxa" w:w="3660"/>
           </w:tcPr>
           <w:p/>
         </w:tc>
         <w:tc>
           <w:tcPr>
-            <w:tcW w:type="dxa" w:w="1380"/>
+            <w:tcW w:type="dxa" w:w="1545"/>
             <w:shd w:val="clear" w:color="auto" w:fill="F1F5F6"/>
             <w:vAlign w:val="center"/>
           </w:tcPr>
@@ -1890,13 +1892,15 @@
                 <w:color w:val="1C4954"/>
                 <w:sz w:val="18"/>
               </w:rPr>
-              <w:t>사용 기술 · 도구</w:t>
+              <w:t>사용 기술 ·</w:t>
+              <w:br/>
+              <w:t>도구</w:t>
             </w:r>
           </w:p>
         </w:tc>
         <w:tc>
           <w:tcPr>
-            <w:tcW w:type="dxa" w:w="3825"/>
+            <w:tcW w:type="dxa" w:w="3660"/>
           </w:tcPr>
           <w:p/>
         </w:tc>
@@ -1908,7 +1912,7 @@
         </w:trPr>
         <w:tc>
           <w:tcPr>
-            <w:tcW w:type="dxa" w:w="1380"/>
+            <w:tcW w:type="dxa" w:w="1545"/>
             <w:shd w:val="clear" w:color="auto" w:fill="F1F5F6"/>
             <w:vAlign w:val="center"/>
           </w:tcPr>
@@ -1929,7 +1933,7 @@
         </w:tc>
         <w:tc>
           <w:tcPr>
-            <w:tcW w:type="dxa" w:w="9030"/>
+            <w:tcW w:type="dxa" w:w="8865"/>
             <w:gridSpan w:val="3"/>
           </w:tcPr>
           <w:p/>
@@ -1942,7 +1946,7 @@
         </w:trPr>
         <w:tc>
           <w:tcPr>
-            <w:tcW w:type="dxa" w:w="1380"/>
+            <w:tcW w:type="dxa" w:w="1545"/>
             <w:shd w:val="clear" w:color="auto" w:fill="F1F5F6"/>
             <w:vAlign w:val="center"/>
           </w:tcPr>
@@ -1963,7 +1967,7 @@
         </w:tc>
         <w:tc>
           <w:tcPr>
-            <w:tcW w:type="dxa" w:w="9030"/>
+            <w:tcW w:type="dxa" w:w="8865"/>
             <w:gridSpan w:val="3"/>
           </w:tcPr>
           <w:p/>

--- a/public/fun/forms/이력서_보험·금융영업_6_NCS형.docx
+++ b/public/fun/forms/이력서_보험·금융영업_6_NCS형.docx
@@ -429,7 +429,7 @@
                 <w:color w:val="A9B0B8"/>
                 <w:sz w:val="16"/>
               </w:rPr>
-              <w:t>예) 2024.06.</w:t>
+              <w:t>예) ○○○○.○○.</w:t>
             </w:r>
           </w:p>
         </w:tc>
@@ -654,7 +654,7 @@
                 <w:color w:val="A9B0B8"/>
                 <w:sz w:val="16"/>
               </w:rPr>
-              <w:t>예) 2023.05.</w:t>
+              <w:t>예) ○○○○.○○.</w:t>
             </w:r>
           </w:p>
         </w:tc>
@@ -963,7 +963,7 @@
                 <w:color w:val="A9B0B8"/>
                 <w:sz w:val="16"/>
               </w:rPr>
-              <w:t>예) 2022.03 ~ 2024.02</w:t>
+              <w:t>예) ○○○○.○○ ~ ○○○○.○○</w:t>
             </w:r>
           </w:p>
         </w:tc>
@@ -982,7 +982,7 @@
                 <w:color w:val="A9B0B8"/>
                 <w:sz w:val="16"/>
               </w:rPr>
-              <w:t>○○대학교 (졸업)</w:t>
+              <w:t>학교명 입력 (졸업)</w:t>
             </w:r>
           </w:p>
         </w:tc>
@@ -1240,7 +1240,7 @@
                 <w:color w:val="A9B0B8"/>
                 <w:sz w:val="16"/>
               </w:rPr>
-              <w:t>예) 2022.03 ~ 2024.02</w:t>
+              <w:t>예) ○○○○.○○ ~ ○○○○.○○</w:t>
             </w:r>
           </w:p>
         </w:tc>
@@ -1989,7 +1989,7 @@
         <w:rPr>
           <w:sz w:val="19"/>
         </w:rPr>
-        <w:t>위 내용은 사실과 다름이 없음을 확인합니다.     20      년      월      일     작성자 :  ______________  (서명)</w:t>
+        <w:t>위 내용은 사실과 다름이 없음을 확인합니다.           년      월      일     작성자 :  ______________  (서명)</w:t>
       </w:r>
     </w:p>
     <w:p>
@@ -2255,7 +2255,7 @@
                 <w:color w:val="387A8A"/>
                 <w:sz w:val="19"/>
               </w:rPr>
-              <w:t>2022~현재 · 신계약 월 평균 12건 · 13회차 유지율 94% · 정기 점검 고객 180명</w:t>
+              <w:t>기간 입력 · 신계약 월 평균 12건 · 13회차 유지율 94% · 정기 점검 고객 180명</w:t>
             </w:r>
           </w:p>
         </w:tc>
